--- a/Paladin_Compliance_3.6_Governance_Incident_Response_Operational_Recovery_Containment_Failure_Handling_and_Institutional_Resilience.docx
+++ b/Paladin_Compliance_3.6_Governance_Incident_Response_Operational_Recovery_Containment_Failure_Handling_and_Institutional_Resilience.docx
@@ -26,7 +26,7 @@
           <w:color w:val="1F2937"/>
           <w:sz w:val="20"/>
         </w:rPr>
-        <w:t>Governance is tested most severely when ordinary operations degrade. During disruption, personnel narrow their focus to restoration, executives demand status, customers seek confidence, evidence sources become unstable, and informal workarounds appear useful. These conditions can cause governance discipline to collapse precisely when accountability, evidence, containment, and bounded assurance matter most.</w:t>
+        <w:t>Governance is tested most severely when ordinary operations degrade. During disruption, personnel narrow their focus to restoration, executives demand status, customers seek confidence, evidence sources become unstable, and informal workarounds appear useful. These conditions can cause governance discipline to collapse precisely when accountability, evidence, containment, and bounded confidence matter most.</w:t>
       </w:r>
     </w:p>
     <w:p>
@@ -52,7 +52,7 @@
           <w:color w:val="1F2937"/>
           <w:sz w:val="20"/>
         </w:rPr>
-        <w:t>The operating premise is that recovery without governance preservation creates long-term fragility. A service may be restored while evidence is destroyed, accountability is blurred, assurance language is overstated, AI-generated conclusions are propagated, or post-incident reconstruction becomes impossible. Survivable institutions restore operations while preserving the ability to explain what happened, who decided, what was known, what remained uncertain, and how governance was reestablished.</w:t>
+        <w:t>The operating premise is that recovery without governance preservation creates long-term fragility. A service may be restored while evidence is destroyed, accountability is blurred, confidence language is overstated, AI-generated conclusions are propagated, or post-incident reconstruction becomes impossible. Survivable institutions restore operations while preserving the ability to explain what happened, who decided, what was known, what remained uncertain, and how governance was reestablished.</w:t>
       </w:r>
     </w:p>
     <w:p>
@@ -80,7 +80,7 @@
           <w:color w:val="1F2937"/>
           <w:sz w:val="20"/>
         </w:rPr>
-        <w:t>A governance incident is any condition in which the institution's ability to maintain accountability, evidence reliability, containment, escalation, assurance boundaries, or operational decision quality is materially weakened. The condition may begin as a technical outage, vendor disruption, workflow failure, AI-assisted misclassification, evidence loss, authority ambiguity, containment breach, recurring exception, public representation problem, or control failure.</w:t>
+        <w:t>A governance incident is any condition in which the institution's ability to maintain accountability, evidence reliability, containment, escalation, confidence boundaries, or operational decision quality is materially weakened. The condition may begin as a technical outage, vendor disruption, workflow failure, AI-assisted misclassification, evidence loss, authority ambiguity, containment breach, recurring exception, public representation problem, or control failure.</w:t>
       </w:r>
     </w:p>
     <w:p>
@@ -970,7 +970,7 @@
                 <w:color w:val="1F2937"/>
                 <w:sz w:val="16"/>
               </w:rPr>
-              <w:t>Generated summary, classification, recommendation, or narrative distorts response, assurance, or prioritization.</w:t>
+              <w:t>Generated summary, classification, recommendation, or narrative distorts response, confidence, or prioritization.</w:t>
             </w:r>
           </w:p>
         </w:tc>
@@ -1157,7 +1157,7 @@
                 <w:color w:val="1F2937"/>
                 <w:sz w:val="16"/>
               </w:rPr>
-              <w:t>Assurance request, public inconsistency, customer deadline, or verification-page concern.</w:t>
+              <w:t>Confidence request, public inconsistency, customer deadline, or evidence review-page concern.</w:t>
             </w:r>
           </w:p>
         </w:tc>
@@ -2378,7 +2378,7 @@
           <w:color w:val="1F2937"/>
           <w:sz w:val="20"/>
         </w:rPr>
-        <w:t>Without degraded-mode structures, personnel improvise. Improvisation may restore activity faster, but it can also create undocumented decisions, uncontrolled data propagation, unsupported assurance, and later reconstruction failure. The organization must know which governance requirements can be temporarily modified, which cannot be bypassed, and who can authorize the temporary state.</w:t>
+        <w:t>Without degraded-mode structures, personnel improvise. Improvisation may restore activity faster, but it can also create undocumented decisions, uncontrolled data propagation, unsupported confidence, and later reconstruction failure. The organization must know which governance requirements can be temporarily modified, which cannot be bypassed, and who can authorize the temporary state.</w:t>
       </w:r>
     </w:p>
     <w:p>
@@ -4341,7 +4341,7 @@
                 <w:color w:val="1F2937"/>
                 <w:sz w:val="16"/>
               </w:rPr>
-              <w:t>Vendor issue affects institutional assurance</w:t>
+              <w:t>Vendor issue affects institutional confidence</w:t>
             </w:r>
           </w:p>
         </w:tc>
@@ -4452,7 +4452,7 @@
                 <w:color w:val="1F2937"/>
                 <w:sz w:val="16"/>
               </w:rPr>
-              <w:t>Update dependency record, qualify assurance, and preserve provider communications.</w:t>
+              <w:t>Update dependency record, qualify confidence, and preserve provider communications.</w:t>
             </w:r>
           </w:p>
         </w:tc>
@@ -4529,7 +4529,7 @@
                 <w:color w:val="1F2937"/>
                 <w:sz w:val="16"/>
               </w:rPr>
-              <w:t>Status update or verification language becomes more certain than evidence supports.</w:t>
+              <w:t>Status update or documentation language becomes more certain than evidence supports.</w:t>
             </w:r>
           </w:p>
         </w:tc>
@@ -5212,7 +5212,7 @@
                 <w:color w:val="1F2937"/>
                 <w:sz w:val="16"/>
               </w:rPr>
-              <w:t>Escalate uncertainty before assurance or recovery claims are released.</w:t>
+              <w:t>Escalate uncertainty before confidence or recovery claims are released.</w:t>
             </w:r>
           </w:p>
         </w:tc>
@@ -5363,7 +5363,7 @@
                 <w:color w:val="1F2937"/>
                 <w:sz w:val="16"/>
               </w:rPr>
-              <w:t>Route communications and assurance through representation authority.</w:t>
+              <w:t>Route communications and confidence through representation authority.</w:t>
             </w:r>
           </w:p>
         </w:tc>
@@ -6909,7 +6909,7 @@
           <w:color w:val="1F2937"/>
           <w:sz w:val="20"/>
         </w:rPr>
-        <w:t>Incident intake is the point at which an operational condition is classified for governance significance. Weak intake produces weak response because the institution may treat a governance-significant condition as a routine service issue. Intake must identify whether the condition threatens evidence integrity, authority clarity, containment, AI-assisted judgment, dependency continuity, assurance support, or external reliance.</w:t>
+        <w:t>Incident intake is the point at which an operational condition is classified for governance significance. Weak intake produces weak response because the institution may treat a governance-significant condition as a routine service issue. Intake must identify whether the condition threatens evidence integrity, authority clarity, containment, AI-assisted judgment, dependency continuity, confidence support, or external reliance.</w:t>
       </w:r>
     </w:p>
     <w:p>
@@ -6922,7 +6922,7 @@
           <w:color w:val="1F2937"/>
           <w:sz w:val="20"/>
         </w:rPr>
-        <w:t>Triage should be consequence-aware rather than volume-driven. A small event affecting a customer-facing assurance claim, public verification signal, or AI-assisted decision route may require stronger governance treatment than a larger but well-contained operational disruption. The intake model must allow personnel to elevate quiet institutional exposure before visible damage expands.</w:t>
+        <w:t>Triage should be consequence-aware rather than volume-driven. A small event affecting a customer-facing confidence claim, public registry record signal, or AI-assisted decision route may require stronger governance treatment than a larger but well-contained operational disruption. The intake model must allow personnel to elevate quiet institutional exposure before visible damage expands.</w:t>
       </w:r>
     </w:p>
     <w:p>
@@ -7973,7 +7973,7 @@
                 <w:color w:val="1F2937"/>
                 <w:sz w:val="16"/>
               </w:rPr>
-              <w:t>Assurance request, verification-page issue, customer deadline, or board-level status need.</w:t>
+              <w:t>Confidence request, evidence review-page issue, customer deadline, or board-level status need.</w:t>
             </w:r>
           </w:p>
         </w:tc>
@@ -8032,7 +8032,7 @@
           <w:color w:val="17365D"/>
           <w:sz w:val="31"/>
         </w:rPr>
-        <w:t>Degraded Assurance State Classifications</w:t>
+        <w:t>Degraded Confidence State Classifications</w:t>
       </w:r>
     </w:p>
     <w:tbl>
@@ -8087,7 +8087,7 @@
                 <w:color w:val="17365D"/>
                 <w:sz w:val="18"/>
               </w:rPr>
-              <w:t>Assurance State</w:t>
+              <w:t>Confidence State</w:t>
             </w:r>
           </w:p>
         </w:tc>
@@ -8240,7 +8240,7 @@
                 <w:color w:val="1F2937"/>
                 <w:sz w:val="16"/>
               </w:rPr>
-              <w:t>Normal assurance</w:t>
+              <w:t>Normal confidence</w:t>
             </w:r>
           </w:p>
         </w:tc>
@@ -8392,7 +8392,7 @@
                 <w:color w:val="1F2937"/>
                 <w:sz w:val="16"/>
               </w:rPr>
-              <w:t>Qualified assurance</w:t>
+              <w:t>Qualified confidence</w:t>
             </w:r>
           </w:p>
         </w:tc>
@@ -8542,7 +8542,7 @@
                 <w:color w:val="1F2937"/>
                 <w:sz w:val="16"/>
               </w:rPr>
-              <w:t>Suspended assurance</w:t>
+              <w:t>Suspended confidence</w:t>
             </w:r>
           </w:p>
         </w:tc>
@@ -8616,7 +8616,7 @@
                 <w:color w:val="1F2937"/>
                 <w:sz w:val="16"/>
               </w:rPr>
-              <w:t>No affirmative assurance beyond review-in-progress status.</w:t>
+              <w:t>No affirmative confidence beyond review-in-progress status.</w:t>
             </w:r>
           </w:p>
         </w:tc>
@@ -8694,7 +8694,7 @@
                 <w:color w:val="1F2937"/>
                 <w:sz w:val="16"/>
               </w:rPr>
-              <w:t>Transition assurance</w:t>
+              <w:t>Transition confidence</w:t>
             </w:r>
           </w:p>
         </w:tc>
@@ -8844,7 +8844,7 @@
                 <w:color w:val="1F2937"/>
                 <w:sz w:val="16"/>
               </w:rPr>
-              <w:t>Historical-only assurance</w:t>
+              <w:t>Historical-only confidence</w:t>
             </w:r>
           </w:p>
         </w:tc>
@@ -8996,7 +8996,7 @@
                 <w:color w:val="1F2937"/>
                 <w:sz w:val="16"/>
               </w:rPr>
-              <w:t>Withdrawn assurance</w:t>
+              <w:t>Withdrawn confidence</w:t>
             </w:r>
           </w:p>
         </w:tc>
@@ -9866,7 +9866,7 @@
                 <w:color w:val="1F2937"/>
                 <w:sz w:val="16"/>
               </w:rPr>
-              <w:t>Keeps assurance language aligned with evidence and authority.</w:t>
+              <w:t>Keeps confidence language aligned with evidence and authority.</w:t>
             </w:r>
           </w:p>
         </w:tc>
@@ -9938,7 +9938,7 @@
                 <w:color w:val="1F2937"/>
                 <w:sz w:val="16"/>
               </w:rPr>
-              <w:t>Status updates become unsupported institutional assurances.</w:t>
+              <w:t>Status updates become unsupported institutional confidence statements.</w:t>
             </w:r>
           </w:p>
         </w:tc>
@@ -10276,7 +10276,7 @@
           <w:color w:val="1F2937"/>
           <w:sz w:val="20"/>
         </w:rPr>
-        <w:t>AI-assisted systems can amplify governance failure during incidents because they move faster than human verification. A generated summary can create confidence before facts stabilize. A classification model can suppress a low-volume but high-consequence condition. A recommendation tool can anchor response options. A generated customer update can smooth uncertainty into an assurance statement.</w:t>
+        <w:t>AI-assisted systems can amplify governance failure during incidents because they move faster than human verification. A generated summary can create confidence before facts stabilize. A classification model can suppress a low-volume but high-consequence condition. A recommendation tool can anchor response options. A generated customer update can smooth uncertainty into a confidence statement.</w:t>
       </w:r>
     </w:p>
     <w:p>
@@ -10289,7 +10289,7 @@
           <w:color w:val="1F2937"/>
           <w:sz w:val="20"/>
         </w:rPr>
-        <w:t>During disruption, AI outputs should be treated as provisional operational aids unless validated. The institution must preserve source sets, compare generated outputs against evidence, document human adoption, and prevent generated conclusions from propagating through dashboards, reports, tickets, and external language before verification.</w:t>
+        <w:t>During disruption, AI outputs should be treated as provisional operational aids unless validated. The institution must preserve source sets, compare generated outputs against evidence, document human adoption, and prevent generated conclusions from propagating through dashboards, reports, tickets, and external language before evidence review.</w:t>
       </w:r>
     </w:p>
     <w:p>
@@ -10586,7 +10586,7 @@
                 <w:color w:val="1F2937"/>
                 <w:sz w:val="16"/>
               </w:rPr>
-              <w:t>Bounded assurance is lost during uncertainty.</w:t>
+              <w:t>Bounded confidence is lost during uncertainty.</w:t>
             </w:r>
           </w:p>
         </w:tc>
@@ -11425,7 +11425,7 @@
           <w:color w:val="1F2937"/>
           <w:sz w:val="20"/>
         </w:rPr>
-        <w:t>Response must determine whether the dependency supported evidence, approval, escalation, containment, communication, AI-assisted processing, or assurance representation. A dependency failure may be operationally narrow while governance-consequential if it breaks proof, obscures scope, or prevents decision authority from seeing the condition.</w:t>
+        <w:t>Response must determine whether the dependency supported evidence, approval, escalation, containment, communication, AI-assisted processing, or confidence representation. A dependency failure may be operationally narrow while governance-consequential if it breaks proof, obscures scope, or prevents decision authority from seeing the condition.</w:t>
       </w:r>
     </w:p>
     <w:p>
@@ -12548,7 +12548,7 @@
           <w:color w:val="1F2937"/>
           <w:sz w:val="20"/>
         </w:rPr>
-        <w:t>Governance recovery begins when immediate disruption is contained but institutional capability is not yet restored. Stabilization requires more than confirming that the workflow operates again. The institution must determine whether evidence is complete, whether temporary controls remain, whether assurance language requires revision, whether AI outputs affected decisions, whether dependencies changed, and whether residual exposure requires authority disposition.</w:t>
+        <w:t>Governance recovery begins when immediate disruption is contained but institutional capability is not yet restored. Stabilization requires more than confirming that the workflow operates again. The institution must determine whether evidence is complete, whether temporary controls remain, whether confidence language requires revision, whether AI outputs affected decisions, whether dependencies changed, and whether residual exposure requires authority disposition.</w:t>
       </w:r>
     </w:p>
     <w:p>
@@ -13238,7 +13238,7 @@
                 <w:color w:val="1F2937"/>
                 <w:sz w:val="16"/>
               </w:rPr>
-              <w:t>Assurance recalibration recovery</w:t>
+              <w:t>Confidence recalibration recovery</w:t>
             </w:r>
           </w:p>
         </w:tc>
@@ -13274,7 +13274,7 @@
                 <w:color w:val="1F2937"/>
                 <w:sz w:val="16"/>
               </w:rPr>
-              <w:t>Statements, dashboards, or verification signals may no longer be supportable.</w:t>
+              <w:t>Statements, dashboards, or registry record signals may no longer be supportable.</w:t>
             </w:r>
           </w:p>
         </w:tc>
@@ -13916,7 +13916,7 @@
                 <w:color w:val="1F2937"/>
                 <w:sz w:val="16"/>
               </w:rPr>
-              <w:t>Confirms immediate containment and operational stabilization before broader assurance is issued.</w:t>
+              <w:t>Confirms immediate containment and operational stabilization before broader confidence is issued.</w:t>
             </w:r>
           </w:p>
         </w:tc>
@@ -14483,7 +14483,7 @@
                 <w:color w:val="1F2937"/>
                 <w:sz w:val="16"/>
               </w:rPr>
-              <w:t>Assurance gate</w:t>
+              <w:t>Confidence gate</w:t>
             </w:r>
           </w:p>
         </w:tc>
@@ -14594,7 +14594,7 @@
                 <w:color w:val="1F2937"/>
                 <w:sz w:val="16"/>
               </w:rPr>
-              <w:t>Stale assurance reappears after incident.</w:t>
+              <w:t>Stale confidence reappears after incident.</w:t>
             </w:r>
           </w:p>
         </w:tc>
@@ -14766,7 +14766,7 @@
           <w:color w:val="17365D"/>
           <w:sz w:val="42"/>
         </w:rPr>
-        <w:t>Bounded Crisis Communication and Assurance Control</w:t>
+        <w:t>Bounded Crisis Communication and Confidence Control</w:t>
       </w:r>
     </w:p>
     <w:p>
@@ -15126,7 +15126,7 @@
                 <w:color w:val="1F2937"/>
                 <w:sz w:val="16"/>
               </w:rPr>
-              <w:t>Early statement becomes unsupported assurance.</w:t>
+              <w:t>Early statement becomes unsupported confidence.</w:t>
             </w:r>
           </w:p>
         </w:tc>
@@ -15239,7 +15239,7 @@
                 <w:color w:val="1F2937"/>
                 <w:sz w:val="16"/>
               </w:rPr>
-              <w:t>Separate service status from evidence, assurance, and residual exposure.</w:t>
+              <w:t>Separate service status from evidence, confidence, and residual exposure.</w:t>
             </w:r>
           </w:p>
         </w:tc>
@@ -15771,7 +15771,7 @@
                 <w:color w:val="1F2937"/>
                 <w:sz w:val="16"/>
               </w:rPr>
-              <w:t>Public verification affected</w:t>
+              <w:t>Public registry record affected</w:t>
             </w:r>
           </w:p>
         </w:tc>
@@ -15807,7 +15807,7 @@
                 <w:color w:val="1F2937"/>
                 <w:sz w:val="16"/>
               </w:rPr>
-              <w:t>Verification update or hold with current confidence boundary.</w:t>
+              <w:t>Documentation update or hold with current confidence boundary.</w:t>
             </w:r>
           </w:p>
         </w:tc>
@@ -15928,7 +15928,7 @@
           <w:color w:val="1F2937"/>
           <w:sz w:val="20"/>
         </w:rPr>
-        <w:t>The institution should preserve trust by controlling assurance language, maintaining evidence integrity, naming residual exposure, documenting decisions, updating representations, and showing that recovery includes governance restoration. The ability to qualify confidence under stress is a sign of governance maturity, not a weakness.</w:t>
+        <w:t>The institution should preserve trust by controlling confidence language, maintaining evidence integrity, naming residual exposure, documenting decisions, updating representations, and showing that recovery includes governance restoration. The ability to qualify confidence under stress is a sign of governance maturity, not a weakness.</w:t>
       </w:r>
     </w:p>
     <w:p>
@@ -16605,7 +16605,7 @@
                 <w:color w:val="1F2937"/>
                 <w:sz w:val="16"/>
               </w:rPr>
-              <w:t>Assurance is recalibrated</w:t>
+              <w:t>Confidence is recalibrated</w:t>
             </w:r>
           </w:p>
         </w:tc>
@@ -16677,7 +16677,7 @@
                 <w:color w:val="1F2937"/>
                 <w:sz w:val="16"/>
               </w:rPr>
-              <w:t>Review representations, dashboards, verification pages, and customer language.</w:t>
+              <w:t>Review representations, dashboards, registry record pages, and customer language.</w:t>
             </w:r>
           </w:p>
         </w:tc>
@@ -17283,7 +17283,7 @@
                 <w:color w:val="1F2937"/>
                 <w:sz w:val="16"/>
               </w:rPr>
-              <w:t>Operational uncertainty may affect commitments, assurance language, or delivery expectations.</w:t>
+              <w:t>Operational uncertainty may affect commitments, confidence language, or delivery expectations.</w:t>
             </w:r>
           </w:p>
         </w:tc>
@@ -17398,7 +17398,7 @@
                 <w:color w:val="1F2937"/>
                 <w:sz w:val="16"/>
               </w:rPr>
-              <w:t>Public verification visible</w:t>
+              <w:t>Public registry record visible</w:t>
             </w:r>
           </w:p>
         </w:tc>
@@ -17470,7 +17470,7 @@
                 <w:color w:val="1F2937"/>
                 <w:sz w:val="16"/>
               </w:rPr>
-              <w:t>Update status, qualify visibility, or temporarily hold verification signal.</w:t>
+              <w:t>Update status, qualify visibility, or temporarily hold registry record signal.</w:t>
             </w:r>
           </w:p>
         </w:tc>
@@ -17736,7 +17736,7 @@
                 <w:color w:val="1F2937"/>
                 <w:sz w:val="16"/>
               </w:rPr>
-              <w:t>Provider language may be copied into institutional assurance without validation.</w:t>
+              <w:t>Provider language may be copied into institutional confidence without validation.</w:t>
             </w:r>
           </w:p>
         </w:tc>
@@ -18038,7 +18038,7 @@
                 <w:color w:val="1F2937"/>
                 <w:sz w:val="16"/>
               </w:rPr>
-              <w:t>Existing assurance language may be reused before incident impact is understood.</w:t>
+              <w:t>Existing confidence language may be reused before incident impact is understood.</w:t>
             </w:r>
           </w:p>
         </w:tc>
@@ -18110,7 +18110,7 @@
                 <w:color w:val="1F2937"/>
                 <w:sz w:val="16"/>
               </w:rPr>
-              <w:t>Historical attestation becomes misleading current assurance.</w:t>
+              <w:t>Historical attestation becomes misleading current confidence.</w:t>
             </w:r>
           </w:p>
         </w:tc>
@@ -18159,7 +18159,7 @@
           <w:color w:val="1F2937"/>
           <w:sz w:val="20"/>
         </w:rPr>
-        <w:t>Reassessment is different from closure. Closure may confirm that immediate response activity ended. Reassessment determines whether the governance model remains valid. The incident may reveal stale assumptions, weak evidence structures, unclear authority, poor escalation culture, hidden dependencies, AI overreliance, or assurance overstatement. These conditions require maintenance, redesign, or training, not only incident documentation.</w:t>
+        <w:t>Reassessment is different from closure. Closure may confirm that immediate response activity ended. Reassessment determines whether the governance model remains valid. The incident may reveal stale assumptions, weak evidence structures, unclear authority, poor escalation culture, hidden dependencies, AI overreliance, or confidence overstatement. These conditions require maintenance, redesign, or training, not only incident documentation.</w:t>
       </w:r>
     </w:p>
     <w:p>
@@ -18944,7 +18944,7 @@
                 <w:color w:val="1F2937"/>
                 <w:sz w:val="16"/>
               </w:rPr>
-              <w:t>Determines confidence in later assurance.</w:t>
+              <w:t>Determines confidence in later confidence.</w:t>
             </w:r>
           </w:p>
         </w:tc>
@@ -19282,7 +19282,7 @@
           <w:color w:val="1F2937"/>
           <w:sz w:val="20"/>
         </w:rPr>
-        <w:t>Operational resilience under this framework means the institution can preserve governance capability while conditions degrade, not merely that it can restore service. Resilience includes continuity of authority, evidence survivability, fallback routing, controlled communication, dependency visibility, AI-use discipline, and the ability to recalibrate assurance.</w:t>
+        <w:t>Operational resilience under this framework means the institution can preserve governance capability while conditions degrade, not merely that it can restore service. Resilience includes continuity of authority, evidence survivability, fallback routing, controlled communication, dependency visibility, AI-use discipline, and the ability to recalibrate confidence.</w:t>
       </w:r>
     </w:p>
     <w:p>
@@ -20993,7 +20993,7 @@
                 <w:color w:val="1F2937"/>
                 <w:sz w:val="16"/>
               </w:rPr>
-              <w:t>Early incident language is copied into later assurance materials.</w:t>
+              <w:t>Early incident language is copied into later confidence materials.</w:t>
             </w:r>
           </w:p>
         </w:tc>
@@ -22239,7 +22239,7 @@
                 <w:color w:val="1F2937"/>
                 <w:sz w:val="16"/>
               </w:rPr>
-              <w:t>Generated content is validated before influencing response or assurance.</w:t>
+              <w:t>Generated content is validated before influencing response or confidence.</w:t>
             </w:r>
           </w:p>
         </w:tc>
@@ -22649,7 +22649,7 @@
           <w:color w:val="1F2937"/>
           <w:sz w:val="20"/>
         </w:rPr>
-        <w:t>Section 3.6 establishes the incident and resilience layer of Section III implementation. Safeguards are meaningful only if they can be preserved or responsibly degraded during operational stress. Monitoring is valuable only if signals remain interpretable during disruption. Maintenance is necessary because incidents reveal stale assumptions. Verification is necessary because recovery claims must be supported. Training is necessary because personnel must preserve judgment when procedures strain.</w:t>
+        <w:t>Section 3.6 establishes the incident and resilience layer of Section III implementation. Safeguards are meaningful only if they can be preserved or responsibly degraded during operational stress. Monitoring is valuable only if signals remain interpretable during disruption. Maintenance is necessary because incidents reveal stale assumptions. Evidence review is necessary because recovery claims must be supported. Training is necessary because personnel must preserve judgment when procedures strain.</w:t>
       </w:r>
     </w:p>
     <w:p>
@@ -23237,7 +23237,7 @@
                 <w:color w:val="1F2937"/>
                 <w:sz w:val="16"/>
               </w:rPr>
-              <w:t>Preserves reconstruction, assurance defense, and post-incident review.</w:t>
+              <w:t>Preserves reconstruction, representation defense, and post-incident review.</w:t>
             </w:r>
           </w:p>
         </w:tc>
@@ -23502,7 +23502,7 @@
                 <w:color w:val="1F2937"/>
                 <w:sz w:val="16"/>
               </w:rPr>
-              <w:t>Assurance remains bounded</w:t>
+              <w:t>Confidence remains bounded</w:t>
             </w:r>
           </w:p>
         </w:tc>
@@ -23798,7 +23798,7 @@
           <w:color w:val="1F2937"/>
           <w:sz w:val="20"/>
         </w:rPr>
-        <w:t>Governance incident response under this framework shall be treated as an operational survivability discipline. Conditions that weaken safeguards, evidence integrity, containment boundaries, escalation continuity, AI-assisted judgment, dependency reliability, assurance support, or institutional trust shall receive governance treatment proportionate to consequence. Service restoration alone shall not be treated as governance recovery.</w:t>
+        <w:t>Governance incident response under this framework shall be treated as an operational survivability discipline. Conditions that weaken safeguards, evidence integrity, containment boundaries, escalation continuity, AI-assisted judgment, dependency reliability, confidence support, or institutional trust shall receive governance treatment proportionate to consequence. Service restoration alone shall not be treated as governance recovery.</w:t>
       </w:r>
     </w:p>
     <w:p>
@@ -23824,7 +23824,7 @@
           <w:color w:val="1F2937"/>
           <w:sz w:val="20"/>
         </w:rPr>
-        <w:t>Incident communications shall remain bounded by evidence maturity. Statements to executives, customers, partners, vendors, investors, public verification channels, or other relying audiences shall distinguish known facts, unresolved uncertainty, operational restoration status, governance review status, and confidence limitations. AI-generated response materials shall be reviewed against source evidence and adopted only by accountable human authority.</w:t>
+        <w:t>Incident communications shall remain bounded by evidence maturity. Statements to executives, customers, partners, vendors, investors, public registry record channels, or other relying audiences shall distinguish known facts, unresolved uncertainty, operational restoration status, governance review status, and confidence limitations. AI-generated response materials shall be reviewed against source evidence and adopted only by accountable human authority.</w:t>
       </w:r>
     </w:p>
     <w:p>
@@ -23837,7 +23837,7 @@
           <w:color w:val="1F2937"/>
           <w:sz w:val="20"/>
         </w:rPr>
-        <w:t>Post-incident closure shall require reconstruction and reassessment. The institution shall determine what happened, what evidence survived, where containment held or failed, how decisions were made, whether AI-assisted systems influenced response, which dependencies shaped outcome, what assurance language requires refresh, and what safeguards, training, monitoring, or maintenance structures require change.</w:t>
+        <w:t>Post-incident closure shall require reconstruction and reassessment. The institution shall determine what happened, what evidence survived, where containment held or failed, how decisions were made, whether AI-assisted systems influenced response, which dependencies shaped outcome, what confidence language requires refresh, and what safeguards, training, monitoring, or maintenance structures require change.</w:t>
       </w:r>
     </w:p>
     <w:p>
@@ -24527,7 +24527,7 @@
                 <w:color w:val="1F2937"/>
                 <w:sz w:val="16"/>
               </w:rPr>
-              <w:t>Assurance remained bounded</w:t>
+              <w:t>Confidence remained bounded</w:t>
             </w:r>
           </w:p>
         </w:tc>
